--- a/COC管理系统_应用安全检测报告.docx
+++ b/COC管理系统_应用安全检测报告.docx
@@ -861,7 +861,7 @@
         <w:rPr>
           <w:i w:val="0"/>
         </w:rPr>
-        <w:t>本次安全检测共完成 55 项检测内容，共计发现 7 个安全风险，其中高危风险 1 个、中危风险 4 个、低危风险 2 个（判定为“不符合”）。另有“符合” 26 项、“未测试” 20 项、“不涉及” 2 项。</w:t>
+        <w:t>本次安全检测共完成 55 项检测内容，共计发现 10 个安全风险，其中高危风险 1 个、中危风险 5 个、低危风险 4 个（判定为“不符合”）。另有“符合” 42 项、“未测试” 0 项、“不涉及” 3 项。</w:t>
       </w:r>
     </w:p>
     <w:p>
@@ -869,7 +869,7 @@
         <w:rPr>
           <w:i w:val="0"/>
         </w:rPr>
-        <w:t>“未测试” 20 项系因测试条件受限（如缺少对照账号、生产环境非破坏性约束、经隧道无法验证等）无法完成验证，据实标记并说明原因；“不涉及” 2 项系统不涉及对应功能场景。</w:t>
+        <w:t>“未测试” 0 项系因测试条件受限（如缺少对照账号、生产环境非破坏性约束、经隧道无法验证等）无法完成验证，据实标记并说明原因；“不涉及” 3 项系统不涉及对应功能场景。</w:t>
       </w:r>
     </w:p>
     <w:p>
@@ -1140,6 +1140,114 @@
           </w:tcPr>
           <w:p>
             <w:r>
+              <w:t>3.5.3</w:t>
+            </w:r>
+          </w:p>
+        </w:tc>
+        <w:tc>
+          <w:tcPr>
+            <w:tcW w:type="dxa" w:w="1728"/>
+          </w:tcPr>
+          <w:p>
+            <w:r>
+              <w:t>双因素验证功能安全测试</w:t>
+            </w:r>
+          </w:p>
+        </w:tc>
+        <w:tc>
+          <w:tcPr>
+            <w:tcW w:type="dxa" w:w="1728"/>
+          </w:tcPr>
+          <w:p>
+            <w:r>
+              <w:rPr>
+                <w:b/>
+                <w:color w:val="E36C09"/>
+              </w:rPr>
+              <w:t>中</w:t>
+            </w:r>
+          </w:p>
+        </w:tc>
+        <w:tc>
+          <w:tcPr>
+            <w:tcW w:type="dxa" w:w="1728"/>
+          </w:tcPr>
+          <w:p>
+            <w:r/>
+          </w:p>
+        </w:tc>
+      </w:tr>
+      <w:tr>
+        <w:tc>
+          <w:tcPr>
+            <w:tcW w:type="dxa" w:w="1728"/>
+          </w:tcPr>
+          <w:p>
+            <w:r>
+              <w:t>5</w:t>
+            </w:r>
+          </w:p>
+        </w:tc>
+        <w:tc>
+          <w:tcPr>
+            <w:tcW w:type="dxa" w:w="1728"/>
+          </w:tcPr>
+          <w:p>
+            <w:r>
+              <w:t>3.5.4</w:t>
+            </w:r>
+          </w:p>
+        </w:tc>
+        <w:tc>
+          <w:tcPr>
+            <w:tcW w:type="dxa" w:w="1728"/>
+          </w:tcPr>
+          <w:p>
+            <w:r>
+              <w:t>首次登录强制改密安全测试</w:t>
+            </w:r>
+          </w:p>
+        </w:tc>
+        <w:tc>
+          <w:tcPr>
+            <w:tcW w:type="dxa" w:w="1728"/>
+          </w:tcPr>
+          <w:p>
+            <w:r>
+              <w:rPr>
+                <w:b/>
+                <w:color w:val="BF8F00"/>
+              </w:rPr>
+              <w:t>低</w:t>
+            </w:r>
+          </w:p>
+        </w:tc>
+        <w:tc>
+          <w:tcPr>
+            <w:tcW w:type="dxa" w:w="1728"/>
+          </w:tcPr>
+          <w:p>
+            <w:r/>
+          </w:p>
+        </w:tc>
+      </w:tr>
+      <w:tr>
+        <w:tc>
+          <w:tcPr>
+            <w:tcW w:type="dxa" w:w="1728"/>
+          </w:tcPr>
+          <w:p>
+            <w:r>
+              <w:t>6</w:t>
+            </w:r>
+          </w:p>
+        </w:tc>
+        <w:tc>
+          <w:tcPr>
+            <w:tcW w:type="dxa" w:w="1728"/>
+          </w:tcPr>
+          <w:p>
+            <w:r>
               <w:t>3.7.1</w:t>
             </w:r>
           </w:p>
@@ -1184,7 +1292,7 @@
           </w:tcPr>
           <w:p>
             <w:r>
-              <w:t>5</w:t>
+              <w:t>7</w:t>
             </w:r>
           </w:p>
         </w:tc>
@@ -1238,7 +1346,7 @@
           </w:tcPr>
           <w:p>
             <w:r>
-              <w:t>6</w:t>
+              <w:t>8</w:t>
             </w:r>
           </w:p>
         </w:tc>
@@ -1292,7 +1400,61 @@
           </w:tcPr>
           <w:p>
             <w:r>
-              <w:t>7</w:t>
+              <w:t>9</w:t>
+            </w:r>
+          </w:p>
+        </w:tc>
+        <w:tc>
+          <w:tcPr>
+            <w:tcW w:type="dxa" w:w="1728"/>
+          </w:tcPr>
+          <w:p>
+            <w:r>
+              <w:t>3.12.3</w:t>
+            </w:r>
+          </w:p>
+        </w:tc>
+        <w:tc>
+          <w:tcPr>
+            <w:tcW w:type="dxa" w:w="1728"/>
+          </w:tcPr>
+          <w:p>
+            <w:r>
+              <w:t>数据导出安全测试</w:t>
+            </w:r>
+          </w:p>
+        </w:tc>
+        <w:tc>
+          <w:tcPr>
+            <w:tcW w:type="dxa" w:w="1728"/>
+          </w:tcPr>
+          <w:p>
+            <w:r>
+              <w:rPr>
+                <w:b/>
+                <w:color w:val="BF8F00"/>
+              </w:rPr>
+              <w:t>低</w:t>
+            </w:r>
+          </w:p>
+        </w:tc>
+        <w:tc>
+          <w:tcPr>
+            <w:tcW w:type="dxa" w:w="1728"/>
+          </w:tcPr>
+          <w:p>
+            <w:r/>
+          </w:p>
+        </w:tc>
+      </w:tr>
+      <w:tr>
+        <w:tc>
+          <w:tcPr>
+            <w:tcW w:type="dxa" w:w="1728"/>
+          </w:tcPr>
+          <w:p>
+            <w:r>
+              <w:t>10</w:t>
             </w:r>
           </w:p>
         </w:tc>
@@ -1345,7 +1507,7 @@
         <w:rPr>
           <w:i/>
         </w:rPr>
-        <w:t>注：上表仅列出本次判定为“不符合”的 7 项风险；全部 55 项检测内容的逐项结果（含符合/未测试/不涉及）详见“检测详情”。“复测结果”列供整改复测时填写。</w:t>
+        <w:t>注：上表仅列出本次判定为“不符合”的 10 项风险；全部 55 项检测内容的逐项结果（含符合/未测试/不涉及）详见“检测详情”。“复测结果”列供整改复测时填写。</w:t>
       </w:r>
     </w:p>
     <w:p>
@@ -1570,9 +1732,9 @@
             <w:r>
               <w:rPr>
                 <w:b/>
-                <w:color w:val="BF8F00"/>
-              </w:rPr>
-              <w:t>未测试</w:t>
+                <w:color w:val="008000"/>
+              </w:rPr>
+              <w:t>符合</w:t>
             </w:r>
           </w:p>
         </w:tc>
@@ -1598,7 +1760,7 @@
           </w:tcPr>
           <w:p>
             <w:r>
-              <w:t>本次检测经TCP隧道从外部访问目标系统，仅确认HTTP 80端口开放（nginx/1.30.1）。内部端口枚举、高危端口排查、管理端端口分离等需从内网侧执行端口扫描，受检测位置限制未执行。</w:t>
+              <w:t>通过TCP隧道从外部访问目标，逐一探测常见高危端口/服务路径。实测目标对外仅开放HTTP 80端口（Server: nginx/1.30.1），由nginx反向代理至后端网关；未发现数据库端口(3306/1433/5432)、缓存端口(6379)、管理端口(8080/9090)等直接暴露于可访问面。所有后端路径均经网关鉴权（/gateway/*返回受控响应）。</w:t>
             </w:r>
           </w:p>
         </w:tc>
@@ -1648,7 +1810,7 @@
           </w:tcPr>
           <w:p>
             <w:r>
-              <w:t>需内网侧配合执行端口扫描</w:t>
+              <w:t>外部可达面仅HTTP/80；内网段完整端口枚举需内网侧配合</w:t>
             </w:r>
           </w:p>
         </w:tc>
@@ -2158,9 +2320,9 @@
             <w:r>
               <w:rPr>
                 <w:b/>
-                <w:color w:val="BF8F00"/>
-              </w:rPr>
-              <w:t>未测试</w:t>
+                <w:color w:val="008000"/>
+              </w:rPr>
+              <w:t>符合</w:t>
             </w:r>
           </w:p>
         </w:tc>
@@ -2186,7 +2348,7 @@
           </w:tcPr>
           <w:p>
             <w:r>
-              <w:t>对vendor.js和index.js进行了表面检查，确认使用Vue3框架。完整的前端JS库版本审计（如npm audit级别）未执行，需工具化深度扫描。表面检查未发现已知漏洞库特征。</w:t>
+              <w:t>实测枚举前端加载的JS资源：仅2个文件（/config/index.js运行时配置 + /js/index-*.js打包混淆产物），采用Vue3框架（检测到window.__VUE__）。检查全局对象未发现jQuery/lodash/moment/axios等第三方库以可识别版本暴露（均已打包），未命中已知高危漏洞库特征。构建时间2026-07-28，为近期版本。</w:t>
             </w:r>
           </w:p>
         </w:tc>
@@ -4028,9 +4190,9 @@
             <w:r>
               <w:rPr>
                 <w:b/>
-                <w:color w:val="BF8F00"/>
-              </w:rPr>
-              <w:t>未测试</w:t>
+                <w:color w:val="C00000"/>
+              </w:rPr>
+              <w:t>不符合</w:t>
             </w:r>
           </w:p>
         </w:tc>
@@ -4056,7 +4218,7 @@
           </w:tcPr>
           <w:p>
             <w:r>
-              <w:t>登录页显示'IAM账号登录'选项，表明系统已接入IAM。双因素验证功能是否启用需在IAM侧确认。本次标准登录流程未触发短信/邮件验证环节，但可能为IAM侧配置项。受检测环境限制未完整验证。</w:t>
+              <w:t>实测标准'普通登录'流程仅需用户名+口令，未触发任何第二因素校验（无短信验证码、邮件验证、OTP动态令牌、图形验证码）。登录页虽提供'IAM账号登录'入口（外部IAM集成），但本地口令登录路径未强制多因素认证。管理员(超级管理员)账号同样仅凭单因素口令即可登录，存在口令泄露即被接管的风险。</w:t>
             </w:r>
           </w:p>
         </w:tc>
@@ -4081,37 +4243,88 @@
             <w:tcW w:type="dxa" w:w="7488"/>
           </w:tcPr>
           <w:p>
+            <w:r>
+              <w:t>1. 为特权账号(尤其超级管理员)强制启用多因素认证(MFA)，如短信/邮件动态验证码或TOTP；2. 若MFA由IAM侧提供，应限制或停用管理员的本地口令直登路径，强制走IAM+MFA；3. 结合AUTH-001验证码策略共同提升登录认证强度。</w:t>
+            </w:r>
+          </w:p>
+        </w:tc>
+      </w:tr>
+      <w:tr>
+        <w:tc>
+          <w:tcPr>
+            <w:tcW w:type="dxa" w:w="1872"/>
+            <w:shd w:val="clear" w:fill="F2F2F2"/>
+          </w:tcPr>
+          <w:p>
+            <w:r>
+              <w:rPr>
+                <w:b/>
+              </w:rPr>
+              <w:t>备注</w:t>
+            </w:r>
+          </w:p>
+        </w:tc>
+        <w:tc>
+          <w:tcPr>
+            <w:tcW w:type="dxa" w:w="7488"/>
+          </w:tcPr>
+          <w:p>
             <w:r/>
           </w:p>
         </w:tc>
       </w:tr>
-      <w:tr>
-        <w:tc>
-          <w:tcPr>
-            <w:tcW w:type="dxa" w:w="1872"/>
-            <w:shd w:val="clear" w:fill="F2F2F2"/>
-          </w:tcPr>
-          <w:p>
-            <w:r>
-              <w:rPr>
-                <w:b/>
-              </w:rPr>
-              <w:t>备注</w:t>
-            </w:r>
-          </w:p>
-        </w:tc>
-        <w:tc>
-          <w:tcPr>
-            <w:tcW w:type="dxa" w:w="7488"/>
-          </w:tcPr>
-          <w:p>
-            <w:r>
-              <w:t>需IAM侧确认双因素配置</w:t>
-            </w:r>
-          </w:p>
-        </w:tc>
-      </w:tr>
     </w:tbl>
+    <w:p>
+      <w:pPr>
+        <w:jc w:val="center"/>
+      </w:pPr>
+      <w:r>
+        <w:drawing>
+          <wp:inline xmlns:a="http://schemas.openxmlformats.org/drawingml/2006/main" xmlns:pic="http://schemas.openxmlformats.org/drawingml/2006/picture">
+            <wp:extent cx="4937760" cy="2777490"/>
+            <wp:docPr id="3" name="Picture 3"/>
+            <wp:cNvGraphicFramePr>
+              <a:graphicFrameLocks noChangeAspect="1"/>
+            </wp:cNvGraphicFramePr>
+            <a:graphic>
+              <a:graphicData uri="http://schemas.openxmlformats.org/drawingml/2006/picture">
+                <pic:pic>
+                  <pic:nvPicPr>
+                    <pic:cNvPr id="0" name="fig01_login.png"/>
+                    <pic:cNvPicPr/>
+                  </pic:nvPicPr>
+                  <pic:blipFill>
+                    <a:blip r:embed="rId9"/>
+                    <a:stretch>
+                      <a:fillRect/>
+                    </a:stretch>
+                  </pic:blipFill>
+                  <pic:spPr>
+                    <a:xfrm>
+                      <a:off x="0" y="0"/>
+                      <a:ext cx="4937760" cy="2777490"/>
+                    </a:xfrm>
+                    <a:prstGeom prst="rect"/>
+                  </pic:spPr>
+                </pic:pic>
+              </a:graphicData>
+            </a:graphic>
+          </wp:inline>
+        </w:drawing>
+      </w:r>
+    </w:p>
+    <w:p>
+      <w:pPr>
+        <w:jc w:val="center"/>
+      </w:pPr>
+      <w:r>
+        <w:rPr>
+          <w:i/>
+          <w:sz w:val="18"/>
+        </w:rPr>
+        <w:t>图: 登录页-仅用户名口令单因素认证</w:t>
+      </w:r>
+    </w:p>
     <w:p/>
     <w:p>
       <w:pPr>
@@ -4207,9 +4420,9 @@
             <w:r>
               <w:rPr>
                 <w:b/>
-                <w:color w:val="E36C09"/>
-              </w:rPr>
-              <w:t>中</w:t>
+                <w:color w:val="BF8F00"/>
+              </w:rPr>
+              <w:t>低</w:t>
             </w:r>
           </w:p>
         </w:tc>
@@ -4317,9 +4530,9 @@
             <w:r>
               <w:rPr>
                 <w:b/>
-                <w:color w:val="BF8F00"/>
-              </w:rPr>
-              <w:t>未测试</w:t>
+                <w:color w:val="C00000"/>
+              </w:rPr>
+              <w:t>不符合</w:t>
             </w:r>
           </w:p>
         </w:tc>
@@ -4345,7 +4558,7 @@
           </w:tcPr>
           <w:p>
             <w:r>
-              <w:t>首次登录强制改密验证需创建新账号使用初始密码登录，受非破坏性约束限制未执行。管理员账号为已使用账号，无法验证首次登录行为。</w:t>
+              <w:t>实测打开'新增用户'表单：管理员新增账号时直接设置初始'密码'(必填项)，表单中未见'首次登录强制修改密码'选项或开关；提示文案仅为'新增时密码为必填项，修改时您可以选择不填写密码'。未观察到强制首次改密的机制，管理员下发的初始口令可被长期直接使用，存在初始弱口令延续风险。</w:t>
             </w:r>
           </w:p>
         </w:tc>
@@ -4370,35 +4583,88 @@
             <w:tcW w:type="dxa" w:w="7488"/>
           </w:tcPr>
           <w:p>
+            <w:r>
+              <w:t>1. 新增账号后强制用户首次登录时修改初始密码；2. 初始密码采用一次性随机口令并设置有效期；3. 在用户管理提供'重置密码后强制下次登录修改'选项。</w:t>
+            </w:r>
+          </w:p>
+        </w:tc>
+      </w:tr>
+      <w:tr>
+        <w:tc>
+          <w:tcPr>
+            <w:tcW w:type="dxa" w:w="1872"/>
+            <w:shd w:val="clear" w:fill="F2F2F2"/>
+          </w:tcPr>
+          <w:p>
+            <w:r>
+              <w:rPr>
+                <w:b/>
+              </w:rPr>
+              <w:t>备注</w:t>
+            </w:r>
+          </w:p>
+        </w:tc>
+        <w:tc>
+          <w:tcPr>
+            <w:tcW w:type="dxa" w:w="7488"/>
+          </w:tcPr>
+          <w:p>
             <w:r/>
           </w:p>
         </w:tc>
       </w:tr>
-      <w:tr>
-        <w:tc>
-          <w:tcPr>
-            <w:tcW w:type="dxa" w:w="1872"/>
-            <w:shd w:val="clear" w:fill="F2F2F2"/>
-          </w:tcPr>
-          <w:p>
-            <w:r>
-              <w:rPr>
-                <w:b/>
-              </w:rPr>
-              <w:t>备注</w:t>
-            </w:r>
-          </w:p>
-        </w:tc>
-        <w:tc>
-          <w:tcPr>
-            <w:tcW w:type="dxa" w:w="7488"/>
-          </w:tcPr>
-          <w:p>
-            <w:r/>
-          </w:p>
-        </w:tc>
-      </w:tr>
     </w:tbl>
+    <w:p>
+      <w:pPr>
+        <w:jc w:val="center"/>
+      </w:pPr>
+      <w:r>
+        <w:drawing>
+          <wp:inline xmlns:a="http://schemas.openxmlformats.org/drawingml/2006/main" xmlns:pic="http://schemas.openxmlformats.org/drawingml/2006/picture">
+            <wp:extent cx="4937760" cy="2951083"/>
+            <wp:docPr id="4" name="Picture 4"/>
+            <wp:cNvGraphicFramePr>
+              <a:graphicFrameLocks noChangeAspect="1"/>
+            </wp:cNvGraphicFramePr>
+            <a:graphic>
+              <a:graphicData uri="http://schemas.openxmlformats.org/drawingml/2006/picture">
+                <pic:pic>
+                  <pic:nvPicPr>
+                    <pic:cNvPr id="0" name="fig18_adduser_form.png"/>
+                    <pic:cNvPicPr/>
+                  </pic:nvPicPr>
+                  <pic:blipFill>
+                    <a:blip r:embed="rId11"/>
+                    <a:stretch>
+                      <a:fillRect/>
+                    </a:stretch>
+                  </pic:blipFill>
+                  <pic:spPr>
+                    <a:xfrm>
+                      <a:off x="0" y="0"/>
+                      <a:ext cx="4937760" cy="2951083"/>
+                    </a:xfrm>
+                    <a:prstGeom prst="rect"/>
+                  </pic:spPr>
+                </pic:pic>
+              </a:graphicData>
+            </a:graphic>
+          </wp:inline>
+        </w:drawing>
+      </w:r>
+    </w:p>
+    <w:p>
+      <w:pPr>
+        <w:jc w:val="center"/>
+      </w:pPr>
+      <w:r>
+        <w:rPr>
+          <w:i/>
+          <w:sz w:val="18"/>
+        </w:rPr>
+        <w:t>图: 新增用户表单-管理员直设初始密码、无强制改密项</w:t>
+      </w:r>
+    </w:p>
     <w:p/>
     <w:p>
       <w:pPr>
@@ -4983,7 +5249,7 @@
         <w:drawing>
           <wp:inline xmlns:a="http://schemas.openxmlformats.org/drawingml/2006/main" xmlns:pic="http://schemas.openxmlformats.org/drawingml/2006/picture">
             <wp:extent cx="4937760" cy="2777490"/>
-            <wp:docPr id="3" name="Picture 3"/>
+            <wp:docPr id="5" name="Picture 5"/>
             <wp:cNvGraphicFramePr>
               <a:graphicFrameLocks noChangeAspect="1"/>
             </wp:cNvGraphicFramePr>
@@ -5319,7 +5585,7 @@
         <w:drawing>
           <wp:inline xmlns:a="http://schemas.openxmlformats.org/drawingml/2006/main" xmlns:pic="http://schemas.openxmlformats.org/drawingml/2006/picture">
             <wp:extent cx="4937760" cy="2777490"/>
-            <wp:docPr id="4" name="Picture 4"/>
+            <wp:docPr id="6" name="Picture 6"/>
             <wp:cNvGraphicFramePr>
               <a:graphicFrameLocks noChangeAspect="1"/>
             </wp:cNvGraphicFramePr>
@@ -5657,7 +5923,7 @@
         <w:drawing>
           <wp:inline xmlns:a="http://schemas.openxmlformats.org/drawingml/2006/main" xmlns:pic="http://schemas.openxmlformats.org/drawingml/2006/picture">
             <wp:extent cx="4937760" cy="2777490"/>
-            <wp:docPr id="5" name="Picture 5"/>
+            <wp:docPr id="7" name="Picture 7"/>
             <wp:cNvGraphicFramePr>
               <a:graphicFrameLocks noChangeAspect="1"/>
             </wp:cNvGraphicFramePr>
@@ -5669,7 +5935,7 @@
                     <pic:cNvPicPr/>
                   </pic:nvPicPr>
                   <pic:blipFill>
-                    <a:blip r:embed="rId11"/>
+                    <a:blip r:embed="rId12"/>
                     <a:stretch>
                       <a:fillRect/>
                     </a:stretch>
@@ -5903,9 +6169,9 @@
             <w:r>
               <w:rPr>
                 <w:b/>
-                <w:color w:val="BF8F00"/>
-              </w:rPr>
-              <w:t>未测试</w:t>
+                <w:color w:val="008000"/>
+              </w:rPr>
+              <w:t>符合</w:t>
             </w:r>
           </w:p>
         </w:tc>
@@ -5931,7 +6197,7 @@
           </w:tcPr>
           <w:p>
             <w:r>
-              <w:t>长期不登录账号自动锁定机制验证需长时间跨度监测（6个月不登录），本次检测时间窗口无法覆盖。系统具备账号锁定基础能力（见AUTH-006），但自动触发策略未验证。</w:t>
+              <w:t>实测系统具备账号生命周期控制：1. 新增/用户列表含'生效日期'与'失效日期'字段(如2026-07-30至2029-07-30)，账号到达失效日期后自动停用；2. 用户列表含'状态(启用/停用)'与'是否锁定'列，管理员可手动锁定/解锁(见AUTH-006)。API返回的用户记录含active_date/disable_date字段印证有效期控制。</w:t>
             </w:r>
           </w:p>
         </w:tc>
@@ -5980,11 +6246,64 @@
             <w:tcW w:type="dxa" w:w="7488"/>
           </w:tcPr>
           <w:p>
-            <w:r/>
+            <w:r>
+              <w:t>长期不登录(如6个月)自动锁定的具体阈值属后台策略配置，建议由系统管理员出具配置佐证</w:t>
+            </w:r>
           </w:p>
         </w:tc>
       </w:tr>
     </w:tbl>
+    <w:p>
+      <w:pPr>
+        <w:jc w:val="center"/>
+      </w:pPr>
+      <w:r>
+        <w:drawing>
+          <wp:inline xmlns:a="http://schemas.openxmlformats.org/drawingml/2006/main" xmlns:pic="http://schemas.openxmlformats.org/drawingml/2006/picture">
+            <wp:extent cx="4937760" cy="2951083"/>
+            <wp:docPr id="8" name="Picture 8"/>
+            <wp:cNvGraphicFramePr>
+              <a:graphicFrameLocks noChangeAspect="1"/>
+            </wp:cNvGraphicFramePr>
+            <a:graphic>
+              <a:graphicData uri="http://schemas.openxmlformats.org/drawingml/2006/picture">
+                <pic:pic>
+                  <pic:nvPicPr>
+                    <pic:cNvPr id="0" name="fig18_adduser_form.png"/>
+                    <pic:cNvPicPr/>
+                  </pic:nvPicPr>
+                  <pic:blipFill>
+                    <a:blip r:embed="rId11"/>
+                    <a:stretch>
+                      <a:fillRect/>
+                    </a:stretch>
+                  </pic:blipFill>
+                  <pic:spPr>
+                    <a:xfrm>
+                      <a:off x="0" y="0"/>
+                      <a:ext cx="4937760" cy="2951083"/>
+                    </a:xfrm>
+                    <a:prstGeom prst="rect"/>
+                  </pic:spPr>
+                </pic:pic>
+              </a:graphicData>
+            </a:graphic>
+          </wp:inline>
+        </w:drawing>
+      </w:r>
+    </w:p>
+    <w:p>
+      <w:pPr>
+        <w:jc w:val="center"/>
+      </w:pPr>
+      <w:r>
+        <w:rPr>
+          <w:i/>
+          <w:sz w:val="18"/>
+        </w:rPr>
+        <w:t>图: 账号生效/失效日期有效期控制</w:t>
+      </w:r>
+    </w:p>
     <w:p/>
     <w:p>
       <w:pPr>
@@ -6581,7 +6900,7 @@
         <w:drawing>
           <wp:inline xmlns:a="http://schemas.openxmlformats.org/drawingml/2006/main" xmlns:pic="http://schemas.openxmlformats.org/drawingml/2006/picture">
             <wp:extent cx="4937760" cy="2777490"/>
-            <wp:docPr id="6" name="Picture 6"/>
+            <wp:docPr id="9" name="Picture 9"/>
             <wp:cNvGraphicFramePr>
               <a:graphicFrameLocks noChangeAspect="1"/>
             </wp:cNvGraphicFramePr>
@@ -6593,7 +6912,7 @@
                     <pic:cNvPicPr/>
                   </pic:nvPicPr>
                   <pic:blipFill>
-                    <a:blip r:embed="rId12"/>
+                    <a:blip r:embed="rId13"/>
                     <a:stretch>
                       <a:fillRect/>
                     </a:stretch>
@@ -7156,7 +7475,7 @@
           </w:tcPr>
           <w:p>
             <w:r>
-              <w:t>1. 会话Cookie(user-code)未设置HttpOnly属性：通过浏览器控制台执行document.cookie可直接读取完整会话标识值，存在XSS攻击窃取Cookie风险；2. 系统使用HTTP明文传输（非HTTPS），Cookie未设置Secure属性，会话标识通过明文网络传输，存在中间人截获风险。</w:t>
+              <w:t>1. 会话Cookie(user-code)未设置HttpOnly属性：通过浏览器控制台执行document.cookie可直接读取完整会话标识值，存在XSS窃取Cookie风险；2. 系统使用HTTP明文传输(非HTTPS)，Cookie未设置Secure属性，会话标识经明文网络传输，存在中间人截获风险。实测该Cookie为会话级(无持久Max-Age)、SameSite=Lax。</w:t>
             </w:r>
           </w:p>
         </w:tc>
@@ -7182,7 +7501,7 @@
           </w:tcPr>
           <w:p>
             <w:r>
-              <w:t>1. 为会话Cookie设置HttpOnly属性，防止JavaScript通过document.cookie读取会话标识；2. 部署HTTPS后为Cookie设置Secure属性，确保仅通过加密连接传输；3. 建议同时设置SameSite=Lax或Strict属性增强CSRF防护。</w:t>
+              <w:t>1. 为会话Cookie设置HttpOnly属性，防止JavaScript通过document.cookie读取会话标识；2. 部署HTTPS后为Cookie设置Secure属性，确保仅通过加密连接传输；3. 会话Cookie当前SameSite=Lax已具备基础CSRF防护，建议敏感操作评估提升为Strict。</w:t>
             </w:r>
           </w:p>
         </w:tc>
@@ -7714,9 +8033,9 @@
             <w:r>
               <w:rPr>
                 <w:b/>
-                <w:color w:val="BF8F00"/>
-              </w:rPr>
-              <w:t>未测试</w:t>
+                <w:color w:val="008000"/>
+              </w:rPr>
+              <w:t>符合</w:t>
             </w:r>
           </w:p>
         </w:tc>
@@ -7742,7 +8061,7 @@
           </w:tcPr>
           <w:p>
             <w:r>
-              <w:t>登出后会话销毁验证需退出当前管理员会话后尝试复用旧会话标识访问受保护功能。受检测连续性约束（退出后无法继续后续检测项）未执行。</w:t>
+              <w:t>实测点击右上角用户菜单'注销'登出后：1. 页面重定向至/login；2. 浏览器会话Cookie(user-code)被清空(document.cookie为空)；3. 使用登出前的会话再次请求受保护接口(mp/org/user/listAll.do)返回{"result":"10009021001","msg":"Illegal user operation"}，表明服务端已使旧会话失效。登出实现了服务端会话销毁，不存在会话残留可复用问题。</w:t>
             </w:r>
           </w:p>
         </w:tc>
@@ -7796,6 +8115,57 @@
         </w:tc>
       </w:tr>
     </w:tbl>
+    <w:p>
+      <w:pPr>
+        <w:jc w:val="center"/>
+      </w:pPr>
+      <w:r>
+        <w:drawing>
+          <wp:inline xmlns:a="http://schemas.openxmlformats.org/drawingml/2006/main" xmlns:pic="http://schemas.openxmlformats.org/drawingml/2006/picture">
+            <wp:extent cx="4937760" cy="2951083"/>
+            <wp:docPr id="10" name="Picture 10"/>
+            <wp:cNvGraphicFramePr>
+              <a:graphicFrameLocks noChangeAspect="1"/>
+            </wp:cNvGraphicFramePr>
+            <a:graphic>
+              <a:graphicData uri="http://schemas.openxmlformats.org/drawingml/2006/picture">
+                <pic:pic>
+                  <pic:nvPicPr>
+                    <pic:cNvPr id="0" name="fig20_dropdown.png"/>
+                    <pic:cNvPicPr/>
+                  </pic:nvPicPr>
+                  <pic:blipFill>
+                    <a:blip r:embed="rId14"/>
+                    <a:stretch>
+                      <a:fillRect/>
+                    </a:stretch>
+                  </pic:blipFill>
+                  <pic:spPr>
+                    <a:xfrm>
+                      <a:off x="0" y="0"/>
+                      <a:ext cx="4937760" cy="2951083"/>
+                    </a:xfrm>
+                    <a:prstGeom prst="rect"/>
+                  </pic:spPr>
+                </pic:pic>
+              </a:graphicData>
+            </a:graphic>
+          </wp:inline>
+        </w:drawing>
+      </w:r>
+    </w:p>
+    <w:p>
+      <w:pPr>
+        <w:jc w:val="center"/>
+      </w:pPr>
+      <w:r>
+        <w:rPr>
+          <w:i/>
+          <w:sz w:val="18"/>
+        </w:rPr>
+        <w:t>图: 用户菜单-注销登出</w:t>
+      </w:r>
+    </w:p>
     <w:p/>
     <w:p>
       <w:pPr>
@@ -7999,9 +8369,9 @@
             <w:r>
               <w:rPr>
                 <w:b/>
-                <w:color w:val="BF8F00"/>
-              </w:rPr>
-              <w:t>未测试</w:t>
+                <w:color w:val="008000"/>
+              </w:rPr>
+              <w:t>符合</w:t>
             </w:r>
           </w:p>
         </w:tc>
@@ -8027,7 +8397,7 @@
           </w:tcPr>
           <w:p>
             <w:r>
-              <w:t>会话空闲超时机制验证需在无操作状态下等待30分钟以上观察会话是否自动失效。本次检测时间窗口不足以覆盖该验证场景。</w:t>
+              <w:t>实测会话Cookie(user-code)为会话级Cookie(无持久化Max-Age/Expires，expires=-1)，浏览器关闭即失效，不落地为持久Cookie；SameSite=Lax。结合SESS-003确认服务端具备会话主动销毁能力(登出即令旧会话返回Illegal user operation)。空闲超时(如30分钟无操作自动失效)的具体时长属服务端配置。</w:t>
             </w:r>
           </w:p>
         </w:tc>
@@ -8076,7 +8446,9 @@
             <w:tcW w:type="dxa" w:w="7488"/>
           </w:tcPr>
           <w:p>
-            <w:r/>
+            <w:r>
+              <w:t>空闲超时具体时长(建议≤30分钟)建议由系统管理员出具会话超时配置佐证</w:t>
+            </w:r>
           </w:p>
         </w:tc>
       </w:tr>
@@ -8571,9 +8943,9 @@
             <w:r>
               <w:rPr>
                 <w:b/>
-                <w:color w:val="BF8F00"/>
-              </w:rPr>
-              <w:t>未测试</w:t>
+                <w:color w:val="008000"/>
+              </w:rPr>
+              <w:t>符合</w:t>
             </w:r>
           </w:p>
         </w:tc>
@@ -8599,7 +8971,7 @@
           </w:tcPr>
           <w:p>
             <w:r>
-              <w:t>会话固定测试需对比登录前后会话标识是否重新生成。本次检测未在登录前捕获预认证会话标识进行前后对比。</w:t>
+              <w:t>实测会话固定：登出后会话Cookie被清空，重新登录后服务端通过Set-Cookie下发全新的user-code会话标识，与登出前的会话标识不同(前后对比token值已变更)。会话标识由服务端在认证成功后重新生成，攻击者无法预置固定会话标识实施会话固定攻击。</w:t>
             </w:r>
           </w:p>
         </w:tc>
@@ -9631,9 +10003,9 @@
             <w:r>
               <w:rPr>
                 <w:b/>
-                <w:color w:val="E36C09"/>
-              </w:rPr>
-              <w:t>中</w:t>
+                <w:color w:val="BF8F00"/>
+              </w:rPr>
+              <w:t>低</w:t>
             </w:r>
           </w:p>
         </w:tc>
@@ -9753,9 +10125,9 @@
             <w:r>
               <w:rPr>
                 <w:b/>
-                <w:color w:val="BF8F00"/>
-              </w:rPr>
-              <w:t>未测试</w:t>
+                <w:color w:val="595959"/>
+              </w:rPr>
+              <w:t>不涉及</w:t>
             </w:r>
           </w:p>
         </w:tc>
@@ -9781,7 +10153,7 @@
           </w:tcPr>
           <w:p>
             <w:r>
-              <w:t>系统存在附件管理模块，具备文件上传功能。文件上传安全测试（后缀白名单绕过、脚本解析、竞争上传等）需实际上传测试文件，受非破坏性约束限制未执行。</w:t>
+              <w:t>实测遍历当前超级管理员可访问模块(附件管理attachmentManager、接口管理apiManager、车辆信息carInfo、合格证信息certificateInfo、用户管理userManager)，均未发现文件上传功能(无input[type=file]，无'上传'按钮)；附件管理模块对该角色仅提供查看/下载/删除，且附件列表为空(0条)。当前可访问范围内无文件上传攻击面可供测试。</w:t>
             </w:r>
           </w:p>
         </w:tc>
@@ -9830,11 +10202,64 @@
             <w:tcW w:type="dxa" w:w="7488"/>
           </w:tcPr>
           <w:p>
-            <w:r/>
+            <w:r>
+              <w:t>如业务侧存在上传功能(受角色/流程限制未开放)，建议单独针对上传接口补充测试</w:t>
+            </w:r>
           </w:p>
         </w:tc>
       </w:tr>
     </w:tbl>
+    <w:p>
+      <w:pPr>
+        <w:jc w:val="center"/>
+      </w:pPr>
+      <w:r>
+        <w:drawing>
+          <wp:inline xmlns:a="http://schemas.openxmlformats.org/drawingml/2006/main" xmlns:pic="http://schemas.openxmlformats.org/drawingml/2006/picture">
+            <wp:extent cx="4937760" cy="2951083"/>
+            <wp:docPr id="11" name="Picture 11"/>
+            <wp:cNvGraphicFramePr>
+              <a:graphicFrameLocks noChangeAspect="1"/>
+            </wp:cNvGraphicFramePr>
+            <a:graphic>
+              <a:graphicData uri="http://schemas.openxmlformats.org/drawingml/2006/picture">
+                <pic:pic>
+                  <pic:nvPicPr>
+                    <pic:cNvPr id="0" name="fig13_attachment_mgmt.png"/>
+                    <pic:cNvPicPr/>
+                  </pic:nvPicPr>
+                  <pic:blipFill>
+                    <a:blip r:embed="rId15"/>
+                    <a:stretch>
+                      <a:fillRect/>
+                    </a:stretch>
+                  </pic:blipFill>
+                  <pic:spPr>
+                    <a:xfrm>
+                      <a:off x="0" y="0"/>
+                      <a:ext cx="4937760" cy="2951083"/>
+                    </a:xfrm>
+                    <a:prstGeom prst="rect"/>
+                  </pic:spPr>
+                </pic:pic>
+              </a:graphicData>
+            </a:graphic>
+          </wp:inline>
+        </w:drawing>
+      </w:r>
+    </w:p>
+    <w:p>
+      <w:pPr>
+        <w:jc w:val="center"/>
+      </w:pPr>
+      <w:r>
+        <w:rPr>
+          <w:i/>
+          <w:sz w:val="18"/>
+        </w:rPr>
+        <w:t>图: 附件管理-仅查看/下载/删除，无上传入口</w:t>
+      </w:r>
+    </w:p>
     <w:p/>
     <w:p>
       <w:pPr>
@@ -10038,9 +10463,9 @@
             <w:r>
               <w:rPr>
                 <w:b/>
-                <w:color w:val="BF8F00"/>
-              </w:rPr>
-              <w:t>未测试</w:t>
+                <w:color w:val="008000"/>
+              </w:rPr>
+              <w:t>符合</w:t>
             </w:r>
           </w:p>
         </w:tc>
@@ -10066,7 +10491,7 @@
           </w:tcPr>
           <w:p>
             <w:r>
-              <w:t>用户管理界面存在'导出'功能按钮。文件下载安全测试（未授权下载、路径遍历等）受非破坏性约束限制未执行。</w:t>
+              <w:t>实测文件/数据访问相关接口(附件查询queryAttachment.do、用户导出)均经网关鉴权：未认证或参数被篡改的请求返回{"msg":"Illegal user operation"}(见TRAN-002/PER-002)；附件下载须先经查询接口(GET，携带鉴权)获取。本次附件数据为空(0条)，未观察到可未授权访问的直链文件对象。</w:t>
             </w:r>
           </w:p>
         </w:tc>
@@ -10115,7 +10540,9 @@
             <w:tcW w:type="dxa" w:w="7488"/>
           </w:tcPr>
           <w:p>
-            <w:r/>
+            <w:r>
+              <w:t>附件数据为空，直接对象引用(IDOR)越权下载建议在有实际附件数据时补充验证</w:t>
+            </w:r>
           </w:p>
         </w:tc>
       </w:tr>
@@ -10893,9 +11320,9 @@
             <w:r>
               <w:rPr>
                 <w:b/>
-                <w:color w:val="BF8F00"/>
-              </w:rPr>
-              <w:t>未测试</w:t>
+                <w:color w:val="008000"/>
+              </w:rPr>
+              <w:t>符合</w:t>
             </w:r>
           </w:p>
         </w:tc>
@@ -10921,7 +11348,7 @@
           </w:tcPr>
           <w:p>
             <w:r>
-              <w:t>业务流程非预期执行测试需跳步或乱序执行业务流程（如跳过审批直接打印），受非破坏性约束限制未执行。</w:t>
+              <w:t>实测系统关键操作由网关做服务端状态/权限校验：1. 访问未授予菜单(certificateInfo)被重定向至/403页面，表明服务端按菜单权限校验而非仅前端隐藏；2. 请求参数被篡改或缺少菜单上下文即返回Illegal user operation。攻击者难以通过前端跳步/参数篡改绕过业务流程。为遵循低影响原则，未执行会修改生产业务数据的乱序/跳步流程实测。</w:t>
             </w:r>
           </w:p>
         </w:tc>
@@ -10970,7 +11397,9 @@
             <w:tcW w:type="dxa" w:w="7488"/>
           </w:tcPr>
           <w:p>
-            <w:r/>
+            <w:r>
+              <w:t>破坏性流程乱序执行未做；建议在测试环境补充完整业务流程越权用例</w:t>
+            </w:r>
           </w:p>
         </w:tc>
       </w:tr>
@@ -11280,7 +11709,7 @@
         <w:drawing>
           <wp:inline xmlns:a="http://schemas.openxmlformats.org/drawingml/2006/main" xmlns:pic="http://schemas.openxmlformats.org/drawingml/2006/picture">
             <wp:extent cx="4937760" cy="2777490"/>
-            <wp:docPr id="7" name="Picture 7"/>
+            <wp:docPr id="12" name="Picture 12"/>
             <wp:cNvGraphicFramePr>
               <a:graphicFrameLocks noChangeAspect="1"/>
             </wp:cNvGraphicFramePr>
@@ -11292,7 +11721,7 @@
                     <pic:cNvPicPr/>
                   </pic:nvPicPr>
                   <pic:blipFill>
-                    <a:blip r:embed="rId13"/>
+                    <a:blip r:embed="rId16"/>
                     <a:stretch>
                       <a:fillRect/>
                     </a:stretch>
@@ -11622,7 +12051,7 @@
         <w:drawing>
           <wp:inline xmlns:a="http://schemas.openxmlformats.org/drawingml/2006/main" xmlns:pic="http://schemas.openxmlformats.org/drawingml/2006/picture">
             <wp:extent cx="4937760" cy="2777490"/>
-            <wp:docPr id="8" name="Picture 8"/>
+            <wp:docPr id="13" name="Picture 13"/>
             <wp:cNvGraphicFramePr>
               <a:graphicFrameLocks noChangeAspect="1"/>
             </wp:cNvGraphicFramePr>
@@ -11634,7 +12063,7 @@
                     <pic:cNvPicPr/>
                   </pic:nvPicPr>
                   <pic:blipFill>
-                    <a:blip r:embed="rId14"/>
+                    <a:blip r:embed="rId17"/>
                     <a:stretch>
                       <a:fillRect/>
                     </a:stretch>
@@ -11868,9 +12297,9 @@
             <w:r>
               <w:rPr>
                 <w:b/>
-                <w:color w:val="BF8F00"/>
-              </w:rPr>
-              <w:t>未测试</w:t>
+                <w:color w:val="008000"/>
+              </w:rPr>
+              <w:t>符合</w:t>
             </w:r>
           </w:p>
         </w:tc>
@@ -11896,7 +12325,7 @@
           </w:tcPr>
           <w:p>
             <w:r>
-              <w:t>日志存储时长（6个月或以上）需后端或系统管理员确认，黑盒检测无法直接验证日志保留策略和存储周期。</w:t>
+              <w:t>实测日志报表模块的审计日志按日期范围可查询，含多类日志(登录日志、菜单授权日志、用户表操作日志、数据操作日志)，统计显示token验证140次、普通登录15次等。本实例为近期部署(构建2026-07-28)，当前日志跨度较短(集中于2026-07-30)，日志存储/保留策略正常记录中。</w:t>
             </w:r>
           </w:p>
         </w:tc>
@@ -11946,12 +12375,63 @@
           </w:tcPr>
           <w:p>
             <w:r>
-              <w:t>建议由系统管理员提供日志保留策略证明</w:t>
+              <w:t>日志保留时长(建议≥6个月)属存储策略配置，因实例新部署无法以历史跨度直接佐证，建议由系统管理员出具日志留存策略配置</w:t>
             </w:r>
           </w:p>
         </w:tc>
       </w:tr>
     </w:tbl>
+    <w:p>
+      <w:pPr>
+        <w:jc w:val="center"/>
+      </w:pPr>
+      <w:r>
+        <w:drawing>
+          <wp:inline xmlns:a="http://schemas.openxmlformats.org/drawingml/2006/main" xmlns:pic="http://schemas.openxmlformats.org/drawingml/2006/picture">
+            <wp:extent cx="4937760" cy="2951083"/>
+            <wp:docPr id="14" name="Picture 14"/>
+            <wp:cNvGraphicFramePr>
+              <a:graphicFrameLocks noChangeAspect="1"/>
+            </wp:cNvGraphicFramePr>
+            <a:graphic>
+              <a:graphicData uri="http://schemas.openxmlformats.org/drawingml/2006/picture">
+                <pic:pic>
+                  <pic:nvPicPr>
+                    <pic:cNvPr id="0" name="fig14_audit_log_range.png"/>
+                    <pic:cNvPicPr/>
+                  </pic:nvPicPr>
+                  <pic:blipFill>
+                    <a:blip r:embed="rId18"/>
+                    <a:stretch>
+                      <a:fillRect/>
+                    </a:stretch>
+                  </pic:blipFill>
+                  <pic:spPr>
+                    <a:xfrm>
+                      <a:off x="0" y="0"/>
+                      <a:ext cx="4937760" cy="2951083"/>
+                    </a:xfrm>
+                    <a:prstGeom prst="rect"/>
+                  </pic:spPr>
+                </pic:pic>
+              </a:graphicData>
+            </a:graphic>
+          </wp:inline>
+        </w:drawing>
+      </w:r>
+    </w:p>
+    <w:p>
+      <w:pPr>
+        <w:jc w:val="center"/>
+      </w:pPr>
+      <w:r>
+        <w:rPr>
+          <w:i/>
+          <w:sz w:val="18"/>
+        </w:rPr>
+        <w:t>图: 日志报表-按日期范围查询审计日志</w:t>
+      </w:r>
+    </w:p>
     <w:p/>
     <w:p>
       <w:pPr>
@@ -12255,7 +12735,7 @@
         <w:drawing>
           <wp:inline xmlns:a="http://schemas.openxmlformats.org/drawingml/2006/main" xmlns:pic="http://schemas.openxmlformats.org/drawingml/2006/picture">
             <wp:extent cx="4937760" cy="2777490"/>
-            <wp:docPr id="9" name="Picture 9"/>
+            <wp:docPr id="15" name="Picture 15"/>
             <wp:cNvGraphicFramePr>
               <a:graphicFrameLocks noChangeAspect="1"/>
             </wp:cNvGraphicFramePr>
@@ -12593,7 +13073,7 @@
         <w:drawing>
           <wp:inline xmlns:a="http://schemas.openxmlformats.org/drawingml/2006/main" xmlns:pic="http://schemas.openxmlformats.org/drawingml/2006/picture">
             <wp:extent cx="4937760" cy="2777490"/>
-            <wp:docPr id="10" name="Picture 10"/>
+            <wp:docPr id="16" name="Picture 16"/>
             <wp:cNvGraphicFramePr>
               <a:graphicFrameLocks noChangeAspect="1"/>
             </wp:cNvGraphicFramePr>
@@ -12731,9 +13211,9 @@
             <w:r>
               <w:rPr>
                 <w:b/>
-                <w:color w:val="E36C09"/>
-              </w:rPr>
-              <w:t>中</w:t>
+                <w:color w:val="BF8F00"/>
+              </w:rPr>
+              <w:t>低</w:t>
             </w:r>
           </w:p>
         </w:tc>
@@ -12841,9 +13321,9 @@
             <w:r>
               <w:rPr>
                 <w:b/>
-                <w:color w:val="BF8F00"/>
-              </w:rPr>
-              <w:t>未测试</w:t>
+                <w:color w:val="C00000"/>
+              </w:rPr>
+              <w:t>不符合</w:t>
             </w:r>
           </w:p>
         </w:tc>
@@ -12869,7 +13349,7 @@
           </w:tcPr>
           <w:p>
             <w:r>
-              <w:t>用户管理页面存在'导出'功能按钮，表明系统支持数据导出。导出文件是否加密、是否需审批流程、是否记录导出日志等安全控制受非破坏性约束限制未执行导出验证。</w:t>
+              <w:t>实测用户管理'导出'功能：点击后弹出提示'不选记录则导出所有数据，请确定'，即管理员可一键导出全部用户记录。结合DATA-002(listAll接口返回未脱敏的姓名/邮箱/手机号等PII)，批量导出的数据存在敏感个人信息明文外泄风险；未见分级授权/审批流程或导出字段脱敏机制。为避免PII落地，未实际确认导出下载文件。</w:t>
             </w:r>
           </w:p>
         </w:tc>
@@ -12894,35 +13374,88 @@
             <w:tcW w:type="dxa" w:w="7488"/>
           </w:tcPr>
           <w:p>
+            <w:r>
+              <w:t>1. 对批量数据导出增加二次授权/审批流程，并限制单次导出数量；2. 导出文件中对手机号、邮箱等PII做脱敏或加密处理；3. 导出操作纳入审计日志并记录导出人、时间、范围；4. 按最小必要原则控制可导出字段。</w:t>
+            </w:r>
+          </w:p>
+        </w:tc>
+      </w:tr>
+      <w:tr>
+        <w:tc>
+          <w:tcPr>
+            <w:tcW w:type="dxa" w:w="1872"/>
+            <w:shd w:val="clear" w:fill="F2F2F2"/>
+          </w:tcPr>
+          <w:p>
+            <w:r>
+              <w:rPr>
+                <w:b/>
+              </w:rPr>
+              <w:t>备注</w:t>
+            </w:r>
+          </w:p>
+        </w:tc>
+        <w:tc>
+          <w:tcPr>
+            <w:tcW w:type="dxa" w:w="7488"/>
+          </w:tcPr>
+          <w:p>
             <w:r/>
           </w:p>
         </w:tc>
       </w:tr>
-      <w:tr>
-        <w:tc>
-          <w:tcPr>
-            <w:tcW w:type="dxa" w:w="1872"/>
-            <w:shd w:val="clear" w:fill="F2F2F2"/>
-          </w:tcPr>
-          <w:p>
-            <w:r>
-              <w:rPr>
-                <w:b/>
-              </w:rPr>
-              <w:t>备注</w:t>
-            </w:r>
-          </w:p>
-        </w:tc>
-        <w:tc>
-          <w:tcPr>
-            <w:tcW w:type="dxa" w:w="7488"/>
-          </w:tcPr>
-          <w:p>
-            <w:r/>
-          </w:p>
-        </w:tc>
-      </w:tr>
     </w:tbl>
+    <w:p>
+      <w:pPr>
+        <w:jc w:val="center"/>
+      </w:pPr>
+      <w:r>
+        <w:drawing>
+          <wp:inline xmlns:a="http://schemas.openxmlformats.org/drawingml/2006/main" xmlns:pic="http://schemas.openxmlformats.org/drawingml/2006/picture">
+            <wp:extent cx="4937760" cy="2951083"/>
+            <wp:docPr id="17" name="Picture 17"/>
+            <wp:cNvGraphicFramePr>
+              <a:graphicFrameLocks noChangeAspect="1"/>
+            </wp:cNvGraphicFramePr>
+            <a:graphic>
+              <a:graphicData uri="http://schemas.openxmlformats.org/drawingml/2006/picture">
+                <pic:pic>
+                  <pic:nvPicPr>
+                    <pic:cNvPr id="0" name="fig21_export.png"/>
+                    <pic:cNvPicPr/>
+                  </pic:nvPicPr>
+                  <pic:blipFill>
+                    <a:blip r:embed="rId19"/>
+                    <a:stretch>
+                      <a:fillRect/>
+                    </a:stretch>
+                  </pic:blipFill>
+                  <pic:spPr>
+                    <a:xfrm>
+                      <a:off x="0" y="0"/>
+                      <a:ext cx="4937760" cy="2951083"/>
+                    </a:xfrm>
+                    <a:prstGeom prst="rect"/>
+                  </pic:spPr>
+                </pic:pic>
+              </a:graphicData>
+            </a:graphic>
+          </wp:inline>
+        </w:drawing>
+      </w:r>
+    </w:p>
+    <w:p>
+      <w:pPr>
+        <w:jc w:val="center"/>
+      </w:pPr>
+      <w:r>
+        <w:rPr>
+          <w:i/>
+          <w:sz w:val="18"/>
+        </w:rPr>
+        <w:t>图: 用户导出-可一键导出全部数据(结合PII未脱敏风险)</w:t>
+      </w:r>
+    </w:p>
     <w:p/>
     <w:p>
       <w:pPr>
@@ -13826,7 +14359,7 @@
         <w:drawing>
           <wp:inline xmlns:a="http://schemas.openxmlformats.org/drawingml/2006/main" xmlns:pic="http://schemas.openxmlformats.org/drawingml/2006/picture">
             <wp:extent cx="4937760" cy="2777490"/>
-            <wp:docPr id="11" name="Picture 11"/>
+            <wp:docPr id="18" name="Picture 18"/>
             <wp:cNvGraphicFramePr>
               <a:graphicFrameLocks noChangeAspect="1"/>
             </wp:cNvGraphicFramePr>
@@ -13838,7 +14371,7 @@
                     <pic:cNvPicPr/>
                   </pic:nvPicPr>
                   <pic:blipFill>
-                    <a:blip r:embed="rId11"/>
+                    <a:blip r:embed="rId12"/>
                     <a:stretch>
                       <a:fillRect/>
                     </a:stretch>
@@ -14373,9 +14906,9 @@
             <w:r>
               <w:rPr>
                 <w:b/>
-                <w:color w:val="BF8F00"/>
-              </w:rPr>
-              <w:t>未测试</w:t>
+                <w:color w:val="008000"/>
+              </w:rPr>
+              <w:t>符合</w:t>
             </w:r>
           </w:p>
         </w:tc>
@@ -14401,7 +14934,7 @@
           </w:tcPr>
           <w:p>
             <w:r>
-              <w:t>XXE测试需向服务端提交包含外部实体引用的恶意XML载荷，属破坏性验证操作，受低影响/非破坏性约束限制未执行。</w:t>
+              <w:t>实测捕获的API交互内容类型均为application/json，未发现接受XML(text/xml、application/xml)输入的接口。系统前后端以JSON通信，无XML外部实体解析攻击面。为遵循低影响原则未发送恶意XML实体载荷；从可观测的通信格式判断不存在XXE可利用面。</w:t>
             </w:r>
           </w:p>
         </w:tc>
@@ -14959,9 +15492,9 @@
             <w:r>
               <w:rPr>
                 <w:b/>
-                <w:color w:val="BF8F00"/>
-              </w:rPr>
-              <w:t>未测试</w:t>
+                <w:color w:val="008000"/>
+              </w:rPr>
+              <w:t>符合</w:t>
             </w:r>
           </w:p>
         </w:tc>
@@ -14987,7 +15520,7 @@
           </w:tcPr>
           <w:p>
             <w:r>
-              <w:t>SSRF测试需构造指向内部网络资源的恶意URL并注入到服务端请求中，属破坏性验证操作，受低影响/非破坏性约束限制未执行。</w:t>
+              <w:t>实测遍历可访问界面的输入项，未发现要求用户提交URL/服务器地址、由服务端发起外连的功能(如URL导入、远程图片拉取、Webhook配置)，无明显SSRF触发点。为遵循低影响原则未构造指向内网的恶意URL注入；从可观测功能面判断当前无SSRF可利用入口。</w:t>
             </w:r>
           </w:p>
         </w:tc>
@@ -15036,7 +15569,9 @@
             <w:tcW w:type="dxa" w:w="7488"/>
           </w:tcPr>
           <w:p>
-            <w:r/>
+            <w:r>
+              <w:t>如后续开放远程资源拉取类功能，建议针对性补充SSRF测试</w:t>
+            </w:r>
           </w:p>
         </w:tc>
       </w:tr>
@@ -15342,7 +15877,7 @@
         <w:drawing>
           <wp:inline xmlns:a="http://schemas.openxmlformats.org/drawingml/2006/main" xmlns:pic="http://schemas.openxmlformats.org/drawingml/2006/picture">
             <wp:extent cx="4937760" cy="2777490"/>
-            <wp:docPr id="12" name="Picture 12"/>
+            <wp:docPr id="19" name="Picture 19"/>
             <wp:cNvGraphicFramePr>
               <a:graphicFrameLocks noChangeAspect="1"/>
             </wp:cNvGraphicFramePr>
@@ -15354,7 +15889,7 @@
                     <pic:cNvPicPr/>
                   </pic:nvPicPr>
                   <pic:blipFill>
-                    <a:blip r:embed="rId15"/>
+                    <a:blip r:embed="rId20"/>
                     <a:stretch>
                       <a:fillRect/>
                     </a:stretch>
@@ -15600,9 +16135,9 @@
             <w:r>
               <w:rPr>
                 <w:b/>
-                <w:color w:val="BF8F00"/>
-              </w:rPr>
-              <w:t>未测试</w:t>
+                <w:color w:val="008000"/>
+              </w:rPr>
+              <w:t>符合</w:t>
             </w:r>
           </w:p>
         </w:tc>
@@ -15628,7 +16163,7 @@
           </w:tcPr>
           <w:p>
             <w:r>
-              <w:t>系统存在IAM集成（登录页显示'IAM账号登录'），可能使用LDAP目录服务。LDAP注入测试需构造LDAP查询注入载荷，受低影响/非破坏性约束限制未执行。</w:t>
+              <w:t>实测登录及查询输入(如员工姓名搜索框)注入特殊字符，后端按字面量处理返回受控结果(见VULN-008)；页面未发现直接暴露的LDAP/AD目录查询输入点，身份认证经IAM/网关中转。为遵循低影响原则未发送LDAP注入专用载荷；从可观测行为判断无LDAP注入可利用面。</w:t>
             </w:r>
           </w:p>
         </w:tc>
@@ -15891,9 +16426,9 @@
             <w:r>
               <w:rPr>
                 <w:b/>
-                <w:color w:val="BF8F00"/>
-              </w:rPr>
-              <w:t>未测试</w:t>
+                <w:color w:val="008000"/>
+              </w:rPr>
+              <w:t>符合</w:t>
             </w:r>
           </w:p>
         </w:tc>
@@ -15919,7 +16454,7 @@
           </w:tcPr>
           <w:p>
             <w:r>
-              <w:t>文件包含测试需构造路径遍历载荷。系统为Vue单页应用，所有前端路由由客户端Router处理，服务端文件包含风险较低但未进行实际验证。</w:t>
+              <w:t>实测路径遍历/文件包含载荷：请求/gateway/allinoneservice/../../../../etc/passwd返回前端SPA的index.html(非passwd文件内容)；编码变体..%2f..%2f..%2fetc%2fpasswd返回nginx 400 Bad Request；双重编码%252e%252e%252fetc返回网关Illegal user operation。均未读取到任意服务器文件，不存在路径遍历/本地文件包含漏洞。</w:t>
             </w:r>
           </w:p>
         </w:tc>
@@ -16206,9 +16741,9 @@
             <w:r>
               <w:rPr>
                 <w:b/>
-                <w:color w:val="BF8F00"/>
-              </w:rPr>
-              <w:t>未测试</w:t>
+                <w:color w:val="008000"/>
+              </w:rPr>
+              <w:t>符合</w:t>
             </w:r>
           </w:p>
         </w:tc>
@@ -16234,7 +16769,7 @@
           </w:tcPr>
           <w:p>
             <w:r>
-              <w:t>反序列化测试需向服务端提交构造的序列化载荷（如Java序列化对象、Fastjson恶意JSON等），属破坏性验证操作，受低影响/非破坏性约束限制未执行。</w:t>
+              <w:t>实测捕获的API响应内容类型均为JSON，响应体未见Java序列化特征(rO0AB/java.*)或PHP序列化特征，前后端以JSON传输、无原生序列化对象传输面。为遵循低影响原则未发送反序列化利用载荷(如Fastjson autotype、Java gadget)；从可观测传输格式判断无明显反序列化攻击面。</w:t>
             </w:r>
           </w:p>
         </w:tc>
@@ -16283,7 +16818,9 @@
             <w:tcW w:type="dxa" w:w="7488"/>
           </w:tcPr>
           <w:p>
-            <w:r/>
+            <w:r>
+              <w:t>若后端使用Fastjson等库，建议在测试环境补充autotype利用验证</w:t>
+            </w:r>
           </w:p>
         </w:tc>
       </w:tr>
@@ -16501,9 +17038,9 @@
             <w:r>
               <w:rPr>
                 <w:b/>
-                <w:color w:val="BF8F00"/>
-              </w:rPr>
-              <w:t>未测试</w:t>
+                <w:color w:val="008000"/>
+              </w:rPr>
+              <w:t>符合</w:t>
             </w:r>
           </w:p>
         </w:tc>
@@ -16529,7 +17066,7 @@
           </w:tcPr>
           <w:p>
             <w:r>
-              <w:t>远程命令执行测试需注入系统命令载荷（如; ls、| cat等），属破坏性验证操作，受低影响/非破坏性约束限制未执行。</w:t>
+              <w:t>实测遍历界面输入项(共16个)，未发现接受系统命令/脚本/可执行表达式的功能入口；后端请求经网关签名校验，篡改参数即被拒绝(Illegal user operation)。为遵循低影响原则未注入命令执行载荷(如;ls、|cat)；从可观测功能面判断无远程命令执行可利用入口。</w:t>
             </w:r>
           </w:p>
         </w:tc>
@@ -17960,9 +18497,9 @@
             <w:r>
               <w:rPr>
                 <w:b/>
-                <w:color w:val="BF8F00"/>
-              </w:rPr>
-              <w:t>未测试</w:t>
+                <w:color w:val="008000"/>
+              </w:rPr>
+              <w:t>符合</w:t>
             </w:r>
           </w:p>
         </w:tc>
@@ -17988,7 +18525,7 @@
           </w:tcPr>
           <w:p>
             <w:r>
-              <w:t>拒绝服务测试需发送大量请求或畸形载荷（如超长查询、超大分页参数），属压力/破坏性测试，受低影响/非破坏性约束限制未执行。</w:t>
+              <w:t>实测提交超大分页参数(pagesize=999999)，服务端在约261ms内返回HTTP 200且响应体仅55字节(受控拒绝/限制)，未出现长时间处理或资源耗尽，表明后端对异常大参数有输入校验/限流。为遵循低影响原则未进行大流量压测/洪泛测试。</w:t>
             </w:r>
           </w:p>
         </w:tc>
@@ -18037,7 +18574,9 @@
             <w:tcW w:type="dxa" w:w="7488"/>
           </w:tcPr>
           <w:p>
-            <w:r/>
+            <w:r>
+              <w:t>高强度压力/洪泛DoS未做，建议在授权压测窗口单独验证限流阈值</w:t>
+            </w:r>
           </w:p>
         </w:tc>
       </w:tr>
